--- a/docs/StageManagerBook.docx
+++ b/docs/StageManagerBook.docx
@@ -112,7 +112,7 @@
         <w:rPr>
           <w:sz w:val="24"/>
         </w:rPr>
-        <w:t>Music | Critical | In | Vol 85</w:t>
+        <w:t>Ambience | Critical | In | Vol 85</w:t>
       </w:r>
     </w:p>
     <w:p/>
@@ -272,7 +272,7 @@
         <w:rPr>
           <w:sz w:val="24"/>
         </w:rPr>
-        <w:t>Music | Critical | None | Vol 80</w:t>
+        <w:t>Ambience | Critical | None | Vol 80</w:t>
       </w:r>
     </w:p>
     <w:p/>
@@ -464,7 +464,7 @@
         <w:rPr>
           <w:sz w:val="24"/>
         </w:rPr>
-        <w:t>Music | High | None | Vol 75</w:t>
+        <w:t>Ambience | High | None | Vol 75</w:t>
       </w:r>
     </w:p>
     <w:p/>
@@ -528,7 +528,7 @@
         <w:rPr>
           <w:sz w:val="24"/>
         </w:rPr>
-        <w:t>Music | Medium | In | Vol 50</w:t>
+        <w:t>Ambience | Medium | In | Vol 50</w:t>
       </w:r>
     </w:p>
     <w:p/>
@@ -1264,7 +1264,7 @@
         <w:rPr>
           <w:sz w:val="24"/>
         </w:rPr>
-        <w:t>Music | Low | In | Vol 40</w:t>
+        <w:t>Ambience | Low | In | Vol 40</w:t>
       </w:r>
     </w:p>
     <w:p/>
@@ -2352,7 +2352,7 @@
         <w:rPr>
           <w:sz w:val="24"/>
         </w:rPr>
-        <w:t>Music | Critical | In/Out | Vol 85</w:t>
+        <w:t>Ambience | Critical | In/Out | Vol 85</w:t>
       </w:r>
     </w:p>
     <w:p/>
@@ -2800,7 +2800,7 @@
         <w:rPr>
           <w:sz w:val="24"/>
         </w:rPr>
-        <w:t>Music | Critical | In | Vol 80</w:t>
+        <w:t>Ambience | Critical | In | Vol 80</w:t>
       </w:r>
     </w:p>
     <w:p/>
@@ -2864,7 +2864,7 @@
         <w:rPr>
           <w:sz w:val="24"/>
         </w:rPr>
-        <w:t>Music | High | In | Vol 50</w:t>
+        <w:t>Ambience | High | In | Vol 50</w:t>
       </w:r>
     </w:p>
     <w:p/>
@@ -3088,7 +3088,7 @@
         <w:rPr>
           <w:sz w:val="24"/>
         </w:rPr>
-        <w:t>Music | High | In | Vol 70</w:t>
+        <w:t>Ambience | High | In | Vol 70</w:t>
       </w:r>
     </w:p>
     <w:p/>
@@ -3376,7 +3376,7 @@
         <w:rPr>
           <w:sz w:val="24"/>
         </w:rPr>
-        <w:t>Music | High | In | Vol 60</w:t>
+        <w:t>Ambience | High | In | Vol 60</w:t>
       </w:r>
     </w:p>
     <w:p/>
@@ -3472,7 +3472,7 @@
         <w:rPr>
           <w:sz w:val="24"/>
         </w:rPr>
-        <w:t>Music | Medium | None | Vol 55</w:t>
+        <w:t>Ambience | Medium | None | Vol 55</w:t>
       </w:r>
     </w:p>
     <w:p/>
@@ -3920,7 +3920,7 @@
         <w:rPr>
           <w:sz w:val="24"/>
         </w:rPr>
-        <w:t>Music | Medium | In/Out | Vol 65</w:t>
+        <w:t>Ambience | Medium | In/Out | Vol 65</w:t>
       </w:r>
     </w:p>
     <w:p/>
@@ -4528,7 +4528,7 @@
         <w:rPr>
           <w:sz w:val="24"/>
         </w:rPr>
-        <w:t>Music | Critical | In | Vol 85</w:t>
+        <w:t>Ambience | Critical | In | Vol 85</w:t>
       </w:r>
     </w:p>
     <w:p/>
@@ -4624,7 +4624,7 @@
         <w:rPr>
           <w:sz w:val="24"/>
         </w:rPr>
-        <w:t>Music | Optional | In/Out | Vol 40</w:t>
+        <w:t>Ambience | Optional | In/Out | Vol 40</w:t>
       </w:r>
     </w:p>
     <w:p/>
@@ -4944,7 +4944,7 @@
         <w:rPr>
           <w:sz w:val="24"/>
         </w:rPr>
-        <w:t>Music | High | In | Vol 55</w:t>
+        <w:t>Ambience | High | In | Vol 55</w:t>
       </w:r>
     </w:p>
     <w:p/>
@@ -5200,7 +5200,7 @@
         <w:rPr>
           <w:sz w:val="24"/>
         </w:rPr>
-        <w:t>Music | Critical | In/Out | Vol 80</w:t>
+        <w:t>Ambience | Critical | In/Out | Vol 80</w:t>
       </w:r>
     </w:p>
     <w:p/>
@@ -5296,7 +5296,7 @@
         <w:rPr>
           <w:sz w:val="24"/>
         </w:rPr>
-        <w:t>Music | High | In | Vol 85</w:t>
+        <w:t>Ambience | High | In | Vol 85</w:t>
       </w:r>
     </w:p>
     <w:p/>
@@ -5616,7 +5616,7 @@
         <w:rPr>
           <w:sz w:val="24"/>
         </w:rPr>
-        <w:t>Music | Critical | In | Vol 80</w:t>
+        <w:t>Ambience | Critical | In | Vol 80</w:t>
       </w:r>
     </w:p>
     <w:p/>
@@ -6064,7 +6064,7 @@
         <w:rPr>
           <w:sz w:val="24"/>
         </w:rPr>
-        <w:t>Music | High | In/Out | Vol 75</w:t>
+        <w:t>Ambience | High | In/Out | Vol 75</w:t>
       </w:r>
     </w:p>
     <w:p/>
@@ -6224,7 +6224,7 @@
         <w:rPr>
           <w:sz w:val="24"/>
         </w:rPr>
-        <w:t>Music | Critical | In/Out | Vol 75</w:t>
+        <w:t>Ambience | Critical | In/Out | Vol 75</w:t>
       </w:r>
     </w:p>
     <w:p/>
@@ -6512,7 +6512,7 @@
         <w:rPr>
           <w:sz w:val="24"/>
         </w:rPr>
-        <w:t>Music | Critical | In/Out | Vol 85</w:t>
+        <w:t>Ambience | Critical | In/Out | Vol 85</w:t>
       </w:r>
     </w:p>
     <w:p/>
@@ -6928,7 +6928,7 @@
         <w:rPr>
           <w:sz w:val="24"/>
         </w:rPr>
-        <w:t>Music | High | In | Vol 65</w:t>
+        <w:t>Ambience | High | In | Vol 65</w:t>
       </w:r>
     </w:p>
     <w:p/>
@@ -7120,7 +7120,7 @@
         <w:rPr>
           <w:sz w:val="24"/>
         </w:rPr>
-        <w:t>Music | Medium | In/Out | Vol 60</w:t>
+        <w:t>Ambience | Medium | In/Out | Vol 60</w:t>
       </w:r>
     </w:p>
     <w:p/>
@@ -7280,7 +7280,7 @@
         <w:rPr>
           <w:sz w:val="24"/>
         </w:rPr>
-        <w:t>Music | Medium | In/Out | Vol 50</w:t>
+        <w:t>Ambience | Medium | In/Out | Vol 50</w:t>
       </w:r>
     </w:p>
     <w:p/>
@@ -7312,7 +7312,7 @@
         <w:rPr>
           <w:sz w:val="24"/>
         </w:rPr>
-        <w:t>Music | Optional | In/Out | Vol 45</w:t>
+        <w:t>Ambience | Optional | In/Out | Vol 45</w:t>
       </w:r>
     </w:p>
     <w:p/>
@@ -7504,7 +7504,7 @@
         <w:rPr>
           <w:sz w:val="24"/>
         </w:rPr>
-        <w:t>Music | High | In/Out | Vol 55</w:t>
+        <w:t>Ambience | High | In/Out | Vol 55</w:t>
       </w:r>
     </w:p>
     <w:p/>
@@ -7664,7 +7664,7 @@
         <w:rPr>
           <w:sz w:val="24"/>
         </w:rPr>
-        <w:t>Music | Optional | Out | Vol 50</w:t>
+        <w:t>Ambience | Optional | Out | Vol 50</w:t>
       </w:r>
     </w:p>
     <w:p/>
